--- a/data/revised_2026-10_full/outputs/v2/Essential_Mathematics/SS1.3_Quadratic_Equations/Essential_Mathematics_Quadratic_Equations_CBE_LessonSequence.docx
+++ b/data/revised_2026-10_full/outputs/v2/Essential_Mathematics/SS1.3_Quadratic_Equations/Essential_Mathematics_Quadratic_Equations_CBE_LessonSequence.docx
@@ -2298,7 +2298,7 @@
         </w:rPr>
         <w:t xml:space="preserve">© 2026 SeaVuria and ARES. This work is licensed under a </w:t>
       </w:r>
-      <w:hyperlink w:history="1" r:id="rIddswu-deglwbcmj1l1eixj">
+      <w:hyperlink w:history="1" r:id="rIddilfj86lcul5g2tz46xqa">
         <w:r>
           <w:rPr>
             <w:rFonts w:ascii="Arial" w:cs="Arial" w:eastAsia="Arial" w:hAnsi="Arial"/>
@@ -2318,7 +2318,7 @@
         </w:rPr>
         <w:t xml:space="preserve"> (</w:t>
       </w:r>
-      <w:hyperlink w:history="1" r:id="rIdqxle3b9se8la_imxe9yev">
+      <w:hyperlink w:history="1" r:id="rIdmoljevaqanxwbtbteqveq">
         <w:r>
           <w:rPr>
             <w:rFonts w:ascii="Arial" w:cs="Arial" w:eastAsia="Arial" w:hAnsi="Arial"/>
@@ -2338,7 +2338,7 @@
         </w:rPr>
         <w:t xml:space="preserve">). To view a copy of this license, visit </w:t>
       </w:r>
-      <w:hyperlink w:history="1" r:id="rIdumkm_9gn7ywgnlbpb1ptz">
+      <w:hyperlink w:history="1" r:id="rId9edzx_ghanunl72epfr2j">
         <w:r>
           <w:rPr>
             <w:rFonts w:ascii="Arial" w:cs="Arial" w:eastAsia="Arial" w:hAnsi="Arial"/>
@@ -3377,7 +3377,7 @@
             <w:pPr>
               <w:spacing w:after="20" w:before="0"/>
             </w:pPr>
-            <w:hyperlink w:history="1" r:id="rIds9aahpaystieckscuj1zz">
+            <w:hyperlink w:history="1" r:id="rIdulnprs7gnwfwnzhsmvy3e">
               <w:r>
                 <w:rPr>
                   <w:rFonts w:ascii="Arial" w:cs="Arial" w:eastAsia="Arial" w:hAnsi="Arial"/>
@@ -3410,7 +3410,7 @@
               <w:spacing w:after="10" w:before="0"/>
               <w:ind w:left="120"/>
             </w:pPr>
-            <w:hyperlink w:history="1" r:id="rIdmkdhmfg0f_paftgucxifq">
+            <w:hyperlink w:history="1" r:id="rIdre8dhlgmgqec2c_ogrvad">
               <w:r>
                 <w:rPr>
                   <w:rFonts w:ascii="Arial" w:cs="Arial" w:eastAsia="Arial" w:hAnsi="Arial"/>
@@ -3455,7 +3455,7 @@
             <w:pPr>
               <w:spacing w:after="20" w:before="0"/>
             </w:pPr>
-            <w:hyperlink w:history="1" r:id="rIdujxm6n4dpkzm-lefe1rad">
+            <w:hyperlink w:history="1" r:id="rIdeepdlkptuaip65x4-gcru">
               <w:r>
                 <w:rPr>
                   <w:rFonts w:ascii="Arial" w:cs="Arial" w:eastAsia="Arial" w:hAnsi="Arial"/>
@@ -3488,7 +3488,7 @@
               <w:spacing w:after="10" w:before="0"/>
               <w:ind w:left="120"/>
             </w:pPr>
-            <w:hyperlink w:history="1" r:id="rIdj_goowpjzjrjwhxhvpck2">
+            <w:hyperlink w:history="1" r:id="rIdosoatvntljqpam3vmhi0e">
               <w:r>
                 <w:rPr>
                   <w:rFonts w:ascii="Arial" w:cs="Arial" w:eastAsia="Arial" w:hAnsi="Arial"/>
@@ -3748,7 +3748,7 @@
             <w:pPr>
               <w:spacing w:after="20" w:before="0"/>
             </w:pPr>
-            <w:hyperlink w:history="1" r:id="rIdladgqzhfmpoib4-w6mt3g">
+            <w:hyperlink w:history="1" r:id="rIdak1rheksw-1c7mlrh701g">
               <w:r>
                 <w:rPr>
                   <w:rFonts w:ascii="Arial" w:cs="Arial" w:eastAsia="Arial" w:hAnsi="Arial"/>
@@ -3781,7 +3781,7 @@
               <w:spacing w:after="10" w:before="0"/>
               <w:ind w:left="120"/>
             </w:pPr>
-            <w:hyperlink w:history="1" r:id="rIdnejuf2bltnhsqnrx567n-">
+            <w:hyperlink w:history="1" r:id="rIdcju_dqp_ysyxsmbj6-igd">
               <w:r>
                 <w:rPr>
                   <w:rFonts w:ascii="Arial" w:cs="Arial" w:eastAsia="Arial" w:hAnsi="Arial"/>
@@ -3826,7 +3826,7 @@
             <w:pPr>
               <w:spacing w:after="20" w:before="0"/>
             </w:pPr>
-            <w:hyperlink w:history="1" r:id="rIdrs_zgtcx5plh8l5mr-nbq">
+            <w:hyperlink w:history="1" r:id="rIduk39ijcjmtsm-txpbkqcd">
               <w:r>
                 <w:rPr>
                   <w:rFonts w:ascii="Arial" w:cs="Arial" w:eastAsia="Arial" w:hAnsi="Arial"/>
@@ -3859,7 +3859,7 @@
               <w:spacing w:after="10" w:before="0"/>
               <w:ind w:left="120"/>
             </w:pPr>
-            <w:hyperlink w:history="1" r:id="rId6rsfxaotdomwd2mlyczj8">
+            <w:hyperlink w:history="1" r:id="rIdgzyiynpuiuvfma-cqbcxz">
               <w:r>
                 <w:rPr>
                   <w:rFonts w:ascii="Arial" w:cs="Arial" w:eastAsia="Arial" w:hAnsi="Arial"/>
@@ -4219,7 +4219,7 @@
             <w:pPr>
               <w:spacing w:after="20" w:before="0"/>
             </w:pPr>
-            <w:hyperlink w:history="1" r:id="rIdgxaporoup5oi8fqm2hgal">
+            <w:hyperlink w:history="1" r:id="rIdhc-er6--kkquy-iyvvloc">
               <w:r>
                 <w:rPr>
                   <w:rFonts w:ascii="Arial" w:cs="Arial" w:eastAsia="Arial" w:hAnsi="Arial"/>
@@ -4252,7 +4252,7 @@
               <w:spacing w:after="10" w:before="0"/>
               <w:ind w:left="120"/>
             </w:pPr>
-            <w:hyperlink w:history="1" r:id="rIdtaugcg6yo04sn5sfbrqw_">
+            <w:hyperlink w:history="1" r:id="rIdbp9l3t3nldlnsx6s5vqpx">
               <w:r>
                 <w:rPr>
                   <w:rFonts w:ascii="Arial" w:cs="Arial" w:eastAsia="Arial" w:hAnsi="Arial"/>
@@ -4297,7 +4297,7 @@
             <w:pPr>
               <w:spacing w:after="20" w:before="0"/>
             </w:pPr>
-            <w:hyperlink w:history="1" r:id="rIdwm8ogw0frwkdefczeow8l">
+            <w:hyperlink w:history="1" r:id="rIdqwlh1tmayw3m8och1fevl">
               <w:r>
                 <w:rPr>
                   <w:rFonts w:ascii="Arial" w:cs="Arial" w:eastAsia="Arial" w:hAnsi="Arial"/>
@@ -4330,7 +4330,7 @@
               <w:spacing w:after="10" w:before="0"/>
               <w:ind w:left="120"/>
             </w:pPr>
-            <w:hyperlink w:history="1" r:id="rIdwmzljdsswdlwmhjza0hlr">
+            <w:hyperlink w:history="1" r:id="rId-avbhryvrkowz6sydclum">
               <w:r>
                 <w:rPr>
                   <w:rFonts w:ascii="Arial" w:cs="Arial" w:eastAsia="Arial" w:hAnsi="Arial"/>
@@ -4750,7 +4750,7 @@
             <w:pPr>
               <w:spacing w:after="20" w:before="0"/>
             </w:pPr>
-            <w:hyperlink w:history="1" r:id="rIdca1md15g9ckpllgflaeh1">
+            <w:hyperlink w:history="1" r:id="rIdmfhnrezyy4-kbcoenwezz">
               <w:r>
                 <w:rPr>
                   <w:rFonts w:ascii="Arial" w:cs="Arial" w:eastAsia="Arial" w:hAnsi="Arial"/>
@@ -4783,7 +4783,7 @@
               <w:spacing w:after="10" w:before="0"/>
               <w:ind w:left="120"/>
             </w:pPr>
-            <w:hyperlink w:history="1" r:id="rIdqqefn03bnkufomdxmlt93">
+            <w:hyperlink w:history="1" r:id="rIdp1ttixaoosx2abgya-fgl">
               <w:r>
                 <w:rPr>
                   <w:rFonts w:ascii="Arial" w:cs="Arial" w:eastAsia="Arial" w:hAnsi="Arial"/>
@@ -4828,7 +4828,7 @@
             <w:pPr>
               <w:spacing w:after="20" w:before="0"/>
             </w:pPr>
-            <w:hyperlink w:history="1" r:id="rIdzvgbqxdawopswnbx-aw7e">
+            <w:hyperlink w:history="1" r:id="rIdrrwwiv-c4knhes3xung7q">
               <w:r>
                 <w:rPr>
                   <w:rFonts w:ascii="Arial" w:cs="Arial" w:eastAsia="Arial" w:hAnsi="Arial"/>
@@ -4861,7 +4861,7 @@
               <w:spacing w:after="10" w:before="0"/>
               <w:ind w:left="120"/>
             </w:pPr>
-            <w:hyperlink w:history="1" r:id="rId7cnaf6msutr8qzdiqcl4b">
+            <w:hyperlink w:history="1" r:id="rIdvuuc38angualrtvsqtflw">
               <w:r>
                 <w:rPr>
                   <w:rFonts w:ascii="Arial" w:cs="Arial" w:eastAsia="Arial" w:hAnsi="Arial"/>
@@ -5161,7 +5161,7 @@
             <w:pPr>
               <w:spacing w:after="20" w:before="0"/>
             </w:pPr>
-            <w:hyperlink w:history="1" r:id="rIdn5kahfqih432zsmivf_gc">
+            <w:hyperlink w:history="1" r:id="rIdp5ta6ey5qijcd3xw46mce">
               <w:r>
                 <w:rPr>
                   <w:rFonts w:ascii="Arial" w:cs="Arial" w:eastAsia="Arial" w:hAnsi="Arial"/>
@@ -5210,7 +5210,7 @@
               <w:spacing w:after="10" w:before="0"/>
               <w:ind w:left="120"/>
             </w:pPr>
-            <w:hyperlink w:history="1" r:id="rIdo1ac1burq8wvnrhspzzlo">
+            <w:hyperlink w:history="1" r:id="rIdirvxv5hdgybxlniw2bjwl">
               <w:r>
                 <w:rPr>
                   <w:rFonts w:ascii="Arial" w:cs="Arial" w:eastAsia="Arial" w:hAnsi="Arial"/>
@@ -5255,7 +5255,7 @@
             <w:pPr>
               <w:spacing w:after="20" w:before="0"/>
             </w:pPr>
-            <w:hyperlink w:history="1" r:id="rIdrpmwzvhretla5r_5kgohb">
+            <w:hyperlink w:history="1" r:id="rId59lxaxfjfvq8ek-jzw9js">
               <w:r>
                 <w:rPr>
                   <w:rFonts w:ascii="Arial" w:cs="Arial" w:eastAsia="Arial" w:hAnsi="Arial"/>
@@ -5288,7 +5288,7 @@
               <w:spacing w:after="10" w:before="0"/>
               <w:ind w:left="120"/>
             </w:pPr>
-            <w:hyperlink w:history="1" r:id="rIdgo1xjnqageglr3mmc23ky">
+            <w:hyperlink w:history="1" r:id="rIdjxgdhafwq4jtamw9htkks">
               <w:r>
                 <w:rPr>
                   <w:rFonts w:ascii="Arial" w:cs="Arial" w:eastAsia="Arial" w:hAnsi="Arial"/>
@@ -6013,7 +6013,7 @@
         </w:rPr>
         <w:t xml:space="preserve">© 2026 SeaVuria and ARES. Aligned with KICD objectives. Developed by SeaVuria; technical implementation by ARES (with AI assistance from Claude). Licensed under </w:t>
       </w:r>
-      <w:hyperlink w:history="1" r:id="rId74vidkn0dmuwolzv9fm0q">
+      <w:hyperlink w:history="1" r:id="rIdur3kihwxfduun8b_opglf">
         <w:r>
           <w:rPr>
             <w:rFonts w:ascii="Arial" w:cs="Arial" w:eastAsia="Arial" w:hAnsi="Arial"/>
@@ -6034,7 +6034,7 @@
         </w:rPr>
         <w:t xml:space="preserve"> (</w:t>
       </w:r>
-      <w:hyperlink w:history="1" r:id="rId3drw47jlm34fz6ooy8grh">
+      <w:hyperlink w:history="1" r:id="rId-9jvrlcymsj3lbmngi7vd">
         <w:r>
           <w:rPr>
             <w:rFonts w:ascii="Arial" w:cs="Arial" w:eastAsia="Arial" w:hAnsi="Arial"/>
@@ -7074,7 +7074,7 @@
             <w:pPr>
               <w:spacing w:after="20" w:before="0"/>
             </w:pPr>
-            <w:hyperlink w:history="1" r:id="rIdgygb3vgrswe2slehknbks">
+            <w:hyperlink w:history="1" r:id="rIde01f0ecfseai9h4d5v0k6">
               <w:r>
                 <w:rPr>
                   <w:rFonts w:ascii="Arial" w:cs="Arial" w:eastAsia="Arial" w:hAnsi="Arial"/>
@@ -7107,7 +7107,7 @@
               <w:spacing w:after="10" w:before="0"/>
               <w:ind w:left="120"/>
             </w:pPr>
-            <w:hyperlink w:history="1" r:id="rIdojdc0y0uzd1wo0futd_jb">
+            <w:hyperlink w:history="1" r:id="rIdilpuhsci-khq85ng1sypj">
               <w:r>
                 <w:rPr>
                   <w:rFonts w:ascii="Arial" w:cs="Arial" w:eastAsia="Arial" w:hAnsi="Arial"/>
@@ -7152,7 +7152,7 @@
             <w:pPr>
               <w:spacing w:after="20" w:before="0"/>
             </w:pPr>
-            <w:hyperlink w:history="1" r:id="rId4zgsund4tomvny0gdnp6e">
+            <w:hyperlink w:history="1" r:id="rIdqlgp2bwy19uhu98lmsel4">
               <w:r>
                 <w:rPr>
                   <w:rFonts w:ascii="Arial" w:cs="Arial" w:eastAsia="Arial" w:hAnsi="Arial"/>
@@ -7185,7 +7185,7 @@
               <w:spacing w:after="10" w:before="0"/>
               <w:ind w:left="120"/>
             </w:pPr>
-            <w:hyperlink w:history="1" r:id="rId5ebburex4ss2gnuw_ct2j">
+            <w:hyperlink w:history="1" r:id="rIdcpxflqf4rbxbuhgyvc8hh">
               <w:r>
                 <w:rPr>
                   <w:rFonts w:ascii="Arial" w:cs="Arial" w:eastAsia="Arial" w:hAnsi="Arial"/>
@@ -7385,7 +7385,7 @@
             <w:pPr>
               <w:spacing w:after="20" w:before="0"/>
             </w:pPr>
-            <w:hyperlink w:history="1" r:id="rIdm0_fhfvb_2xkdyfaderol">
+            <w:hyperlink w:history="1" r:id="rIdpwujwantpumpe5yzolpu_">
               <w:r>
                 <w:rPr>
                   <w:rFonts w:ascii="Arial" w:cs="Arial" w:eastAsia="Arial" w:hAnsi="Arial"/>
@@ -7418,7 +7418,7 @@
               <w:spacing w:after="10" w:before="0"/>
               <w:ind w:left="120"/>
             </w:pPr>
-            <w:hyperlink w:history="1" r:id="rIdbisk6ul0iiqcc3mtj693z">
+            <w:hyperlink w:history="1" r:id="rId9cxd4fdvz4j1mdxv6fbpq">
               <w:r>
                 <w:rPr>
                   <w:rFonts w:ascii="Arial" w:cs="Arial" w:eastAsia="Arial" w:hAnsi="Arial"/>
@@ -7463,7 +7463,7 @@
             <w:pPr>
               <w:spacing w:after="20" w:before="0"/>
             </w:pPr>
-            <w:hyperlink w:history="1" r:id="rIdgnoirzneachoi3zybnz6z">
+            <w:hyperlink w:history="1" r:id="rIdododrosnkack0d0qytzsy">
               <w:r>
                 <w:rPr>
                   <w:rFonts w:ascii="Arial" w:cs="Arial" w:eastAsia="Arial" w:hAnsi="Arial"/>
@@ -7496,7 +7496,7 @@
               <w:spacing w:after="10" w:before="0"/>
               <w:ind w:left="120"/>
             </w:pPr>
-            <w:hyperlink w:history="1" r:id="rIdskoxfquv63eisn0ervcn-">
+            <w:hyperlink w:history="1" r:id="rIdhgo3ra9h1v6ytdu51bnqx">
               <w:r>
                 <w:rPr>
                   <w:rFonts w:ascii="Arial" w:cs="Arial" w:eastAsia="Arial" w:hAnsi="Arial"/>
@@ -7916,7 +7916,7 @@
             <w:pPr>
               <w:spacing w:after="20" w:before="0"/>
             </w:pPr>
-            <w:hyperlink w:history="1" r:id="rIdhqzausxbtxw4ikp38tvwb">
+            <w:hyperlink w:history="1" r:id="rIdcszrxt90oku6oed9zm1ov">
               <w:r>
                 <w:rPr>
                   <w:rFonts w:ascii="Arial" w:cs="Arial" w:eastAsia="Arial" w:hAnsi="Arial"/>
@@ -7949,7 +7949,7 @@
               <w:spacing w:after="10" w:before="0"/>
               <w:ind w:left="120"/>
             </w:pPr>
-            <w:hyperlink w:history="1" r:id="rId-ulrb5_vhz9wze4p9-au7">
+            <w:hyperlink w:history="1" r:id="rIdj_vhq1veb_vquab9oywgf">
               <w:r>
                 <w:rPr>
                   <w:rFonts w:ascii="Arial" w:cs="Arial" w:eastAsia="Arial" w:hAnsi="Arial"/>
@@ -7994,7 +7994,7 @@
             <w:pPr>
               <w:spacing w:after="20" w:before="0"/>
             </w:pPr>
-            <w:hyperlink w:history="1" r:id="rIdagtda9drjea1lsv7nz0rl">
+            <w:hyperlink w:history="1" r:id="rId9zhxofdav7tg0elte9nmb">
               <w:r>
                 <w:rPr>
                   <w:rFonts w:ascii="Arial" w:cs="Arial" w:eastAsia="Arial" w:hAnsi="Arial"/>
@@ -8027,7 +8027,7 @@
               <w:spacing w:after="10" w:before="0"/>
               <w:ind w:left="120"/>
             </w:pPr>
-            <w:hyperlink w:history="1" r:id="rIdciqaz2hzqsngj-8u9xkcj">
+            <w:hyperlink w:history="1" r:id="rIdmtqh0sd4svtzdnqfhdpdv">
               <w:r>
                 <w:rPr>
                   <w:rFonts w:ascii="Arial" w:cs="Arial" w:eastAsia="Arial" w:hAnsi="Arial"/>
@@ -8467,7 +8467,7 @@
             <w:pPr>
               <w:spacing w:after="20" w:before="0"/>
             </w:pPr>
-            <w:hyperlink w:history="1" r:id="rIdjaaimgac_p9sbdwelmpws">
+            <w:hyperlink w:history="1" r:id="rIdzpenoi8rtydytk6hyrzjo">
               <w:r>
                 <w:rPr>
                   <w:rFonts w:ascii="Arial" w:cs="Arial" w:eastAsia="Arial" w:hAnsi="Arial"/>
@@ -8500,7 +8500,7 @@
               <w:spacing w:after="10" w:before="0"/>
               <w:ind w:left="120"/>
             </w:pPr>
-            <w:hyperlink w:history="1" r:id="rIdjfy_akueoq4eami31mqzy">
+            <w:hyperlink w:history="1" r:id="rIdolthncreavsjdtiwl86x2">
               <w:r>
                 <w:rPr>
                   <w:rFonts w:ascii="Arial" w:cs="Arial" w:eastAsia="Arial" w:hAnsi="Arial"/>
@@ -8545,7 +8545,7 @@
             <w:pPr>
               <w:spacing w:after="20" w:before="0"/>
             </w:pPr>
-            <w:hyperlink w:history="1" r:id="rIdeouc-ac9sn2jojaqnkwca">
+            <w:hyperlink w:history="1" r:id="rIdij8z6t9nvldx55t5qxkh6">
               <w:r>
                 <w:rPr>
                   <w:rFonts w:ascii="Arial" w:cs="Arial" w:eastAsia="Arial" w:hAnsi="Arial"/>
@@ -8578,7 +8578,7 @@
               <w:spacing w:after="10" w:before="0"/>
               <w:ind w:left="120"/>
             </w:pPr>
-            <w:hyperlink w:history="1" r:id="rIdkjvnnvsjwhoprzafcpzhp">
+            <w:hyperlink w:history="1" r:id="rIdfwjqhxokk65qiggtmrhmn">
               <w:r>
                 <w:rPr>
                   <w:rFonts w:ascii="Arial" w:cs="Arial" w:eastAsia="Arial" w:hAnsi="Arial"/>
@@ -8778,7 +8778,7 @@
             <w:pPr>
               <w:spacing w:after="20" w:before="0"/>
             </w:pPr>
-            <w:hyperlink w:history="1" r:id="rIdl9o6dxwvm_ynziay7k4rw">
+            <w:hyperlink w:history="1" r:id="rIds17infx2dibfrbuv2sah6">
               <w:r>
                 <w:rPr>
                   <w:rFonts w:ascii="Arial" w:cs="Arial" w:eastAsia="Arial" w:hAnsi="Arial"/>
@@ -8827,7 +8827,7 @@
               <w:spacing w:after="10" w:before="0"/>
               <w:ind w:left="120"/>
             </w:pPr>
-            <w:hyperlink w:history="1" r:id="rIddvfjcfiklesisqfnwxtzn">
+            <w:hyperlink w:history="1" r:id="rIdyid_kc2fi0yhkfohngysg">
               <w:r>
                 <w:rPr>
                   <w:rFonts w:ascii="Arial" w:cs="Arial" w:eastAsia="Arial" w:hAnsi="Arial"/>
@@ -8872,7 +8872,7 @@
             <w:pPr>
               <w:spacing w:after="20" w:before="0"/>
             </w:pPr>
-            <w:hyperlink w:history="1" r:id="rIdu4kicalbmx6-owlhmqk-j">
+            <w:hyperlink w:history="1" r:id="rIdviefkxn4tihptxn7ltdvl">
               <w:r>
                 <w:rPr>
                   <w:rFonts w:ascii="Arial" w:cs="Arial" w:eastAsia="Arial" w:hAnsi="Arial"/>
@@ -8905,7 +8905,7 @@
               <w:spacing w:after="10" w:before="0"/>
               <w:ind w:left="120"/>
             </w:pPr>
-            <w:hyperlink w:history="1" r:id="rIdy4mi7sxq_k9go-4ysusaz">
+            <w:hyperlink w:history="1" r:id="rIdblz_hnkovpjkdsj5ha_hy">
               <w:r>
                 <w:rPr>
                   <w:rFonts w:ascii="Arial" w:cs="Arial" w:eastAsia="Arial" w:hAnsi="Arial"/>
@@ -9430,7 +9430,7 @@
         </w:rPr>
         <w:t xml:space="preserve">© 2026 SeaVuria and ARES. Aligned with KICD objectives. Developed by SeaVuria; technical implementation by ARES (with AI assistance from Claude). Licensed under </w:t>
       </w:r>
-      <w:hyperlink w:history="1" r:id="rIdbkulfku3nj4f0uqea4ecr">
+      <w:hyperlink w:history="1" r:id="rIdvf8pxwq6wln0ewxxx4fwn">
         <w:r>
           <w:rPr>
             <w:rFonts w:ascii="Arial" w:cs="Arial" w:eastAsia="Arial" w:hAnsi="Arial"/>
@@ -9451,7 +9451,7 @@
         </w:rPr>
         <w:t xml:space="preserve"> (</w:t>
       </w:r>
-      <w:hyperlink w:history="1" r:id="rIdj1pahpnp2uke62xsu-fuj">
+      <w:hyperlink w:history="1" r:id="rIdvbfdrqrzd01rave1arf3o">
         <w:r>
           <w:rPr>
             <w:rFonts w:ascii="Arial" w:cs="Arial" w:eastAsia="Arial" w:hAnsi="Arial"/>
@@ -10491,7 +10491,7 @@
             <w:pPr>
               <w:spacing w:after="20" w:before="0"/>
             </w:pPr>
-            <w:hyperlink w:history="1" r:id="rIdqxfyo1tgb8f6eussq3xve">
+            <w:hyperlink w:history="1" r:id="rId3c0cxrp5qrlc34w5scsuo">
               <w:r>
                 <w:rPr>
                   <w:rFonts w:ascii="Arial" w:cs="Arial" w:eastAsia="Arial" w:hAnsi="Arial"/>
@@ -10524,7 +10524,7 @@
               <w:spacing w:after="10" w:before="0"/>
               <w:ind w:left="120"/>
             </w:pPr>
-            <w:hyperlink w:history="1" r:id="rIdimry_twosq4ik0s1ogsn2">
+            <w:hyperlink w:history="1" r:id="rIdhrctmmcpfkdkhi7drn09n">
               <w:r>
                 <w:rPr>
                   <w:rFonts w:ascii="Arial" w:cs="Arial" w:eastAsia="Arial" w:hAnsi="Arial"/>
@@ -10569,7 +10569,7 @@
             <w:pPr>
               <w:spacing w:after="20" w:before="0"/>
             </w:pPr>
-            <w:hyperlink w:history="1" r:id="rIdioa8uzte2kjzy1rb1uqmt">
+            <w:hyperlink w:history="1" r:id="rIdkuweff4gi3zwwzsfjwzls">
               <w:r>
                 <w:rPr>
                   <w:rFonts w:ascii="Arial" w:cs="Arial" w:eastAsia="Arial" w:hAnsi="Arial"/>
@@ -10618,7 +10618,7 @@
               <w:spacing w:after="10" w:before="0"/>
               <w:ind w:left="120"/>
             </w:pPr>
-            <w:hyperlink w:history="1" r:id="rIdxtacpzx7wiywnelop-8iv">
+            <w:hyperlink w:history="1" r:id="rIdq6zmxdth-h_h7-6x8c2bn">
               <w:r>
                 <w:rPr>
                   <w:rFonts w:ascii="Arial" w:cs="Arial" w:eastAsia="Arial" w:hAnsi="Arial"/>
@@ -10818,7 +10818,7 @@
             <w:pPr>
               <w:spacing w:after="20" w:before="0"/>
             </w:pPr>
-            <w:hyperlink w:history="1" r:id="rIdfo5nn0od6tvuerwvygt-k">
+            <w:hyperlink w:history="1" r:id="rIdtgr7zllzv3l0nhjvq6if_">
               <w:r>
                 <w:rPr>
                   <w:rFonts w:ascii="Arial" w:cs="Arial" w:eastAsia="Arial" w:hAnsi="Arial"/>
@@ -10851,7 +10851,7 @@
               <w:spacing w:after="10" w:before="0"/>
               <w:ind w:left="120"/>
             </w:pPr>
-            <w:hyperlink w:history="1" r:id="rIdcv94rhymdn-n0jc0kc53c">
+            <w:hyperlink w:history="1" r:id="rId0xou8edcayapg9rartyhr">
               <w:r>
                 <w:rPr>
                   <w:rFonts w:ascii="Arial" w:cs="Arial" w:eastAsia="Arial" w:hAnsi="Arial"/>
@@ -10896,7 +10896,7 @@
             <w:pPr>
               <w:spacing w:after="20" w:before="0"/>
             </w:pPr>
-            <w:hyperlink w:history="1" r:id="rIdjptpmr3ku80fgnkmfvtd8">
+            <w:hyperlink w:history="1" r:id="rId_eogmjbmol4ypmfknp0cq">
               <w:r>
                 <w:rPr>
                   <w:rFonts w:ascii="Arial" w:cs="Arial" w:eastAsia="Arial" w:hAnsi="Arial"/>
@@ -10945,7 +10945,7 @@
               <w:spacing w:after="10" w:before="0"/>
               <w:ind w:left="120"/>
             </w:pPr>
-            <w:hyperlink w:history="1" r:id="rIdq0ksgsyyr3r3tbe2ydzyi">
+            <w:hyperlink w:history="1" r:id="rIdzau9x-vfws_rrdjqweoau">
               <w:r>
                 <w:rPr>
                   <w:rFonts w:ascii="Arial" w:cs="Arial" w:eastAsia="Arial" w:hAnsi="Arial"/>
@@ -11145,7 +11145,7 @@
             <w:pPr>
               <w:spacing w:after="20" w:before="0"/>
             </w:pPr>
-            <w:hyperlink w:history="1" r:id="rIdtf108jh0_exzxqsb1rlav">
+            <w:hyperlink w:history="1" r:id="rId0ip0ssm_t5cy9n5yxy4a8">
               <w:r>
                 <w:rPr>
                   <w:rFonts w:ascii="Arial" w:cs="Arial" w:eastAsia="Arial" w:hAnsi="Arial"/>
@@ -11178,7 +11178,7 @@
               <w:spacing w:after="10" w:before="0"/>
               <w:ind w:left="120"/>
             </w:pPr>
-            <w:hyperlink w:history="1" r:id="rIdlktf1mp5ksnavlmcfezze">
+            <w:hyperlink w:history="1" r:id="rId2u35mlt1hkakyx2wpqyem">
               <w:r>
                 <w:rPr>
                   <w:rFonts w:ascii="Arial" w:cs="Arial" w:eastAsia="Arial" w:hAnsi="Arial"/>
@@ -11223,7 +11223,7 @@
             <w:pPr>
               <w:spacing w:after="20" w:before="0"/>
             </w:pPr>
-            <w:hyperlink w:history="1" r:id="rIdvp-mrgip1ipozy9xmhyzi">
+            <w:hyperlink w:history="1" r:id="rIdylk3znmjdxky7zlq6nr5z">
               <w:r>
                 <w:rPr>
                   <w:rFonts w:ascii="Arial" w:cs="Arial" w:eastAsia="Arial" w:hAnsi="Arial"/>
@@ -11272,7 +11272,7 @@
               <w:spacing w:after="10" w:before="0"/>
               <w:ind w:left="120"/>
             </w:pPr>
-            <w:hyperlink w:history="1" r:id="rIdjovk4domr95yfb_vj3btz">
+            <w:hyperlink w:history="1" r:id="rId-243nxr_zmfdk_lqk70h5">
               <w:r>
                 <w:rPr>
                   <w:rFonts w:ascii="Arial" w:cs="Arial" w:eastAsia="Arial" w:hAnsi="Arial"/>
@@ -11472,7 +11472,7 @@
             <w:pPr>
               <w:spacing w:after="20" w:before="0"/>
             </w:pPr>
-            <w:hyperlink w:history="1" r:id="rId2u8ev7ywu8cws0wojbzm8">
+            <w:hyperlink w:history="1" r:id="rIdwyyc8wtpcyefaijl4rrrt">
               <w:r>
                 <w:rPr>
                   <w:rFonts w:ascii="Arial" w:cs="Arial" w:eastAsia="Arial" w:hAnsi="Arial"/>
@@ -11505,7 +11505,7 @@
               <w:spacing w:after="10" w:before="0"/>
               <w:ind w:left="120"/>
             </w:pPr>
-            <w:hyperlink w:history="1" r:id="rId3myaaho_c-ebitymt9xno">
+            <w:hyperlink w:history="1" r:id="rIdzpyh81-oxmsm1g2k9pwky">
               <w:r>
                 <w:rPr>
                   <w:rFonts w:ascii="Arial" w:cs="Arial" w:eastAsia="Arial" w:hAnsi="Arial"/>
@@ -11550,7 +11550,7 @@
             <w:pPr>
               <w:spacing w:after="20" w:before="0"/>
             </w:pPr>
-            <w:hyperlink w:history="1" r:id="rIdxbcfoibieri8ds65bgsrx">
+            <w:hyperlink w:history="1" r:id="rIdtzf4iuackkmxsq3lniii6">
               <w:r>
                 <w:rPr>
                   <w:rFonts w:ascii="Arial" w:cs="Arial" w:eastAsia="Arial" w:hAnsi="Arial"/>
@@ -11599,7 +11599,7 @@
               <w:spacing w:after="10" w:before="0"/>
               <w:ind w:left="120"/>
             </w:pPr>
-            <w:hyperlink w:history="1" r:id="rId_kyfuglhgrgqmvlimtsz4">
+            <w:hyperlink w:history="1" r:id="rIdr72_ewa-wex2si9c5u_cy">
               <w:r>
                 <w:rPr>
                   <w:rFonts w:ascii="Arial" w:cs="Arial" w:eastAsia="Arial" w:hAnsi="Arial"/>
@@ -11799,7 +11799,7 @@
             <w:pPr>
               <w:spacing w:after="20" w:before="0"/>
             </w:pPr>
-            <w:hyperlink w:history="1" r:id="rId3kqgeoyy-53fkqfk6f5vz">
+            <w:hyperlink w:history="1" r:id="rIdovybym6ctlqx6fnyn_wqe">
               <w:r>
                 <w:rPr>
                   <w:rFonts w:ascii="Arial" w:cs="Arial" w:eastAsia="Arial" w:hAnsi="Arial"/>
@@ -11848,7 +11848,7 @@
               <w:spacing w:after="10" w:before="0"/>
               <w:ind w:left="120"/>
             </w:pPr>
-            <w:hyperlink w:history="1" r:id="rId7tmmaxe3a9n6gzgs4yly5">
+            <w:hyperlink w:history="1" r:id="rIdf56uxj_r7v7bfyfjwzqx4">
               <w:r>
                 <w:rPr>
                   <w:rFonts w:ascii="Arial" w:cs="Arial" w:eastAsia="Arial" w:hAnsi="Arial"/>
@@ -11893,7 +11893,7 @@
             <w:pPr>
               <w:spacing w:after="20" w:before="0"/>
             </w:pPr>
-            <w:hyperlink w:history="1" r:id="rIde8vk1nb48iqsc1f0gf7mv">
+            <w:hyperlink w:history="1" r:id="rIdjnzqzncfre5wuhnwbvhfu">
               <w:r>
                 <w:rPr>
                   <w:rFonts w:ascii="Arial" w:cs="Arial" w:eastAsia="Arial" w:hAnsi="Arial"/>
@@ -11942,7 +11942,7 @@
               <w:spacing w:after="10" w:before="0"/>
               <w:ind w:left="120"/>
             </w:pPr>
-            <w:hyperlink w:history="1" r:id="rIdv4qbarwlpp3msqwchf0gd">
+            <w:hyperlink w:history="1" r:id="rId2au5_ymn7hlvetubjmliz">
               <w:r>
                 <w:rPr>
                   <w:rFonts w:ascii="Arial" w:cs="Arial" w:eastAsia="Arial" w:hAnsi="Arial"/>
@@ -12467,7 +12467,7 @@
         </w:rPr>
         <w:t xml:space="preserve">© 2026 SeaVuria and ARES. Aligned with KICD objectives. Developed by SeaVuria; technical implementation by ARES (with AI assistance from Claude). Licensed under </w:t>
       </w:r>
-      <w:hyperlink w:history="1" r:id="rIdmjmallteuypmnp61_hdcm">
+      <w:hyperlink w:history="1" r:id="rIdtt1s5r2t9-u9wtzbfjm5l">
         <w:r>
           <w:rPr>
             <w:rFonts w:ascii="Arial" w:cs="Arial" w:eastAsia="Arial" w:hAnsi="Arial"/>
@@ -12488,7 +12488,7 @@
         </w:rPr>
         <w:t xml:space="preserve"> (</w:t>
       </w:r>
-      <w:hyperlink w:history="1" r:id="rIdlyre1ejz4-3c8uf75q_bg">
+      <w:hyperlink w:history="1" r:id="rIdtderfy-dk7mvehqfy41fp">
         <w:r>
           <w:rPr>
             <w:rFonts w:ascii="Arial" w:cs="Arial" w:eastAsia="Arial" w:hAnsi="Arial"/>
@@ -13528,7 +13528,7 @@
             <w:pPr>
               <w:spacing w:after="20" w:before="0"/>
             </w:pPr>
-            <w:hyperlink w:history="1" r:id="rIdq4ac4vlirjtome_upofy8">
+            <w:hyperlink w:history="1" r:id="rIdiqmeshhrbbua8inz_gl5z">
               <w:r>
                 <w:rPr>
                   <w:rFonts w:ascii="Arial" w:cs="Arial" w:eastAsia="Arial" w:hAnsi="Arial"/>
@@ -13561,7 +13561,7 @@
               <w:spacing w:after="10" w:before="0"/>
               <w:ind w:left="120"/>
             </w:pPr>
-            <w:hyperlink w:history="1" r:id="rIdpzjsuty3w5wc3mjjlj7qr">
+            <w:hyperlink w:history="1" r:id="rIdx11q0wfph0-nvhw_gkwfu">
               <w:r>
                 <w:rPr>
                   <w:rFonts w:ascii="Arial" w:cs="Arial" w:eastAsia="Arial" w:hAnsi="Arial"/>
@@ -13606,7 +13606,7 @@
             <w:pPr>
               <w:spacing w:after="20" w:before="0"/>
             </w:pPr>
-            <w:hyperlink w:history="1" r:id="rIdgrktp1qe_9quamfvag4wp">
+            <w:hyperlink w:history="1" r:id="rIdbacffs9opyftxypietkbj">
               <w:r>
                 <w:rPr>
                   <w:rFonts w:ascii="Arial" w:cs="Arial" w:eastAsia="Arial" w:hAnsi="Arial"/>
@@ -13639,7 +13639,7 @@
               <w:spacing w:after="10" w:before="0"/>
               <w:ind w:left="120"/>
             </w:pPr>
-            <w:hyperlink w:history="1" r:id="rId09ndet9c09fzckllvsetw">
+            <w:hyperlink w:history="1" r:id="rIdnu2dgucvwbgxdvc1jyx8x">
               <w:r>
                 <w:rPr>
                   <w:rFonts w:ascii="Arial" w:cs="Arial" w:eastAsia="Arial" w:hAnsi="Arial"/>
@@ -13839,7 +13839,7 @@
             <w:pPr>
               <w:spacing w:after="20" w:before="0"/>
             </w:pPr>
-            <w:hyperlink w:history="1" r:id="rId-y7oge7ntbzp7afl22ch1">
+            <w:hyperlink w:history="1" r:id="rIdaw4up3g9asrex4bycnhbf">
               <w:r>
                 <w:rPr>
                   <w:rFonts w:ascii="Arial" w:cs="Arial" w:eastAsia="Arial" w:hAnsi="Arial"/>
@@ -13872,7 +13872,7 @@
               <w:spacing w:after="10" w:before="0"/>
               <w:ind w:left="120"/>
             </w:pPr>
-            <w:hyperlink w:history="1" r:id="rIdmpwa9aytnhnky6tzg20vb">
+            <w:hyperlink w:history="1" r:id="rIdsgz9k8xbfi1xml_fc8yln">
               <w:r>
                 <w:rPr>
                   <w:rFonts w:ascii="Arial" w:cs="Arial" w:eastAsia="Arial" w:hAnsi="Arial"/>
@@ -13917,7 +13917,7 @@
             <w:pPr>
               <w:spacing w:after="20" w:before="0"/>
             </w:pPr>
-            <w:hyperlink w:history="1" r:id="rIdhkn1njur7dsxulycb_agm">
+            <w:hyperlink w:history="1" r:id="rIdlbelvadnm5uxgggic1arm">
               <w:r>
                 <w:rPr>
                   <w:rFonts w:ascii="Arial" w:cs="Arial" w:eastAsia="Arial" w:hAnsi="Arial"/>
@@ -13950,7 +13950,7 @@
               <w:spacing w:after="10" w:before="0"/>
               <w:ind w:left="120"/>
             </w:pPr>
-            <w:hyperlink w:history="1" r:id="rId_-pjezqbs2p8fskmpbwdz">
+            <w:hyperlink w:history="1" r:id="rId2laivt4b1bs2qizhyih7s">
               <w:r>
                 <w:rPr>
                   <w:rFonts w:ascii="Arial" w:cs="Arial" w:eastAsia="Arial" w:hAnsi="Arial"/>
@@ -14150,7 +14150,7 @@
             <w:pPr>
               <w:spacing w:after="20" w:before="0"/>
             </w:pPr>
-            <w:hyperlink w:history="1" r:id="rId-p_sxzjbhp0cxp0pl5xfo">
+            <w:hyperlink w:history="1" r:id="rIds0ggbuqpve6tfanbj5bur">
               <w:r>
                 <w:rPr>
                   <w:rFonts w:ascii="Arial" w:cs="Arial" w:eastAsia="Arial" w:hAnsi="Arial"/>
@@ -14183,7 +14183,7 @@
               <w:spacing w:after="10" w:before="0"/>
               <w:ind w:left="120"/>
             </w:pPr>
-            <w:hyperlink w:history="1" r:id="rIdzsdzs0--ga3xzzpyf_vze">
+            <w:hyperlink w:history="1" r:id="rIdqs3x1dv7wvmnfjln-lu_5">
               <w:r>
                 <w:rPr>
                   <w:rFonts w:ascii="Arial" w:cs="Arial" w:eastAsia="Arial" w:hAnsi="Arial"/>
@@ -14228,7 +14228,7 @@
             <w:pPr>
               <w:spacing w:after="20" w:before="0"/>
             </w:pPr>
-            <w:hyperlink w:history="1" r:id="rId0eg3hyzinqcg8k5sd614l">
+            <w:hyperlink w:history="1" r:id="rIdrlcu8jwznzo4v_ducxc8v">
               <w:r>
                 <w:rPr>
                   <w:rFonts w:ascii="Arial" w:cs="Arial" w:eastAsia="Arial" w:hAnsi="Arial"/>
@@ -14277,7 +14277,7 @@
               <w:spacing w:after="10" w:before="0"/>
               <w:ind w:left="120"/>
             </w:pPr>
-            <w:hyperlink w:history="1" r:id="rIdvnbihwxrhccs_ha26f9kx">
+            <w:hyperlink w:history="1" r:id="rId1fe62c0zhmtmp4z0ckke6">
               <w:r>
                 <w:rPr>
                   <w:rFonts w:ascii="Arial" w:cs="Arial" w:eastAsia="Arial" w:hAnsi="Arial"/>
@@ -14477,7 +14477,7 @@
             <w:pPr>
               <w:spacing w:after="20" w:before="0"/>
             </w:pPr>
-            <w:hyperlink w:history="1" r:id="rIdpwmvuxzbjd61qo24vwnx7">
+            <w:hyperlink w:history="1" r:id="rId22fqewgt2vefqbek68w6h">
               <w:r>
                 <w:rPr>
                   <w:rFonts w:ascii="Arial" w:cs="Arial" w:eastAsia="Arial" w:hAnsi="Arial"/>
@@ -14510,7 +14510,7 @@
               <w:spacing w:after="10" w:before="0"/>
               <w:ind w:left="120"/>
             </w:pPr>
-            <w:hyperlink w:history="1" r:id="rIdbqjxntzqza8teotpewpbj">
+            <w:hyperlink w:history="1" r:id="rIdpjxgwaqekjhdgcztoiy1c">
               <w:r>
                 <w:rPr>
                   <w:rFonts w:ascii="Arial" w:cs="Arial" w:eastAsia="Arial" w:hAnsi="Arial"/>
@@ -14555,7 +14555,7 @@
             <w:pPr>
               <w:spacing w:after="20" w:before="0"/>
             </w:pPr>
-            <w:hyperlink w:history="1" r:id="rIdlda_4pmj9hvcu7ejpwhhh">
+            <w:hyperlink w:history="1" r:id="rIdltrwvhrzlgfrlewnhknlx">
               <w:r>
                 <w:rPr>
                   <w:rFonts w:ascii="Arial" w:cs="Arial" w:eastAsia="Arial" w:hAnsi="Arial"/>
@@ -14604,7 +14604,7 @@
               <w:spacing w:after="10" w:before="0"/>
               <w:ind w:left="120"/>
             </w:pPr>
-            <w:hyperlink w:history="1" r:id="rIdmmx0ojbfgzd3eqd388rwc">
+            <w:hyperlink w:history="1" r:id="rIdsax0dmsjze-rfctmandcm">
               <w:r>
                 <w:rPr>
                   <w:rFonts w:ascii="Arial" w:cs="Arial" w:eastAsia="Arial" w:hAnsi="Arial"/>
@@ -14804,7 +14804,7 @@
             <w:pPr>
               <w:spacing w:after="20" w:before="0"/>
             </w:pPr>
-            <w:hyperlink w:history="1" r:id="rIdirl1tshquxcp1bsezmai8">
+            <w:hyperlink w:history="1" r:id="rId_akrcrvvx2vgx5mmzezbl">
               <w:r>
                 <w:rPr>
                   <w:rFonts w:ascii="Arial" w:cs="Arial" w:eastAsia="Arial" w:hAnsi="Arial"/>
@@ -14837,7 +14837,7 @@
               <w:spacing w:after="10" w:before="0"/>
               <w:ind w:left="120"/>
             </w:pPr>
-            <w:hyperlink w:history="1" r:id="rIda37bbm4oqmmtljbjop9sg">
+            <w:hyperlink w:history="1" r:id="rId0n1mcimk6zvcxs6hg_ubc">
               <w:r>
                 <w:rPr>
                   <w:rFonts w:ascii="Arial" w:cs="Arial" w:eastAsia="Arial" w:hAnsi="Arial"/>
@@ -14882,7 +14882,7 @@
             <w:pPr>
               <w:spacing w:after="20" w:before="0"/>
             </w:pPr>
-            <w:hyperlink w:history="1" r:id="rIdvt3ovoj43bqdpxhwcglkr">
+            <w:hyperlink w:history="1" r:id="rId9v7qf-uatseyldftc32s4">
               <w:r>
                 <w:rPr>
                   <w:rFonts w:ascii="Arial" w:cs="Arial" w:eastAsia="Arial" w:hAnsi="Arial"/>
@@ -14931,7 +14931,7 @@
               <w:spacing w:after="10" w:before="0"/>
               <w:ind w:left="120"/>
             </w:pPr>
-            <w:hyperlink w:history="1" r:id="rIdmo87nu7vfq2nlbzutv0vf">
+            <w:hyperlink w:history="1" r:id="rIdcfpfzdidkhbn4wquylvhz">
               <w:r>
                 <w:rPr>
                   <w:rFonts w:ascii="Arial" w:cs="Arial" w:eastAsia="Arial" w:hAnsi="Arial"/>
@@ -15456,7 +15456,7 @@
         </w:rPr>
         <w:t xml:space="preserve">© 2026 SeaVuria and ARES. Aligned with KICD objectives. Developed by SeaVuria; technical implementation by ARES (with AI assistance from Claude). Licensed under </w:t>
       </w:r>
-      <w:hyperlink w:history="1" r:id="rIdb1uaonffu-vzx1vva-v6e">
+      <w:hyperlink w:history="1" r:id="rIdr_q5zwresj-emmkxbs9sn">
         <w:r>
           <w:rPr>
             <w:rFonts w:ascii="Arial" w:cs="Arial" w:eastAsia="Arial" w:hAnsi="Arial"/>
@@ -15477,7 +15477,7 @@
         </w:rPr>
         <w:t xml:space="preserve"> (</w:t>
       </w:r>
-      <w:hyperlink w:history="1" r:id="rIdlhuvbrcz75y3u7ockazpr">
+      <w:hyperlink w:history="1" r:id="rIdncutbrgbvaf8avgdfpqgy">
         <w:r>
           <w:rPr>
             <w:rFonts w:ascii="Arial" w:cs="Arial" w:eastAsia="Arial" w:hAnsi="Arial"/>
@@ -16517,7 +16517,7 @@
             <w:pPr>
               <w:spacing w:after="20" w:before="0"/>
             </w:pPr>
-            <w:hyperlink w:history="1" r:id="rIdc9p5exttl28ge5y7b8phn">
+            <w:hyperlink w:history="1" r:id="rIdjwfm4vdjjld6qr3sfy8rp">
               <w:r>
                 <w:rPr>
                   <w:rFonts w:ascii="Arial" w:cs="Arial" w:eastAsia="Arial" w:hAnsi="Arial"/>
@@ -16550,7 +16550,7 @@
               <w:spacing w:after="10" w:before="0"/>
               <w:ind w:left="120"/>
             </w:pPr>
-            <w:hyperlink w:history="1" r:id="rIdtmni4n8outdyw14quhcoz">
+            <w:hyperlink w:history="1" r:id="rId6_m6nhmutfhwv6wgvxhmj">
               <w:r>
                 <w:rPr>
                   <w:rFonts w:ascii="Arial" w:cs="Arial" w:eastAsia="Arial" w:hAnsi="Arial"/>
@@ -16595,7 +16595,7 @@
             <w:pPr>
               <w:spacing w:after="20" w:before="0"/>
             </w:pPr>
-            <w:hyperlink w:history="1" r:id="rIdrbvrqilcem12xawk3z0tl">
+            <w:hyperlink w:history="1" r:id="rIdk6gg506jbqzdhyg2h_phg">
               <w:r>
                 <w:rPr>
                   <w:rFonts w:ascii="Arial" w:cs="Arial" w:eastAsia="Arial" w:hAnsi="Arial"/>
@@ -16628,7 +16628,7 @@
               <w:spacing w:after="10" w:before="0"/>
               <w:ind w:left="120"/>
             </w:pPr>
-            <w:hyperlink w:history="1" r:id="rIdc2soa_kqfiktbad-2lon-">
+            <w:hyperlink w:history="1" r:id="rIdpf52fcnrstqnclbqgapkd">
               <w:r>
                 <w:rPr>
                   <w:rFonts w:ascii="Arial" w:cs="Arial" w:eastAsia="Arial" w:hAnsi="Arial"/>
@@ -16828,7 +16828,7 @@
             <w:pPr>
               <w:spacing w:after="20" w:before="0"/>
             </w:pPr>
-            <w:hyperlink w:history="1" r:id="rIdnpcgwgf-gwxibafhr56sy">
+            <w:hyperlink w:history="1" r:id="rId9natm4xky1anj19clipv4">
               <w:r>
                 <w:rPr>
                   <w:rFonts w:ascii="Arial" w:cs="Arial" w:eastAsia="Arial" w:hAnsi="Arial"/>
@@ -16861,7 +16861,7 @@
               <w:spacing w:after="10" w:before="0"/>
               <w:ind w:left="120"/>
             </w:pPr>
-            <w:hyperlink w:history="1" r:id="rIdd7zv2o-2kxeqo8vjvbv7w">
+            <w:hyperlink w:history="1" r:id="rIdnqpomvcvclavizvwj9ebz">
               <w:r>
                 <w:rPr>
                   <w:rFonts w:ascii="Arial" w:cs="Arial" w:eastAsia="Arial" w:hAnsi="Arial"/>
@@ -16906,7 +16906,7 @@
             <w:pPr>
               <w:spacing w:after="20" w:before="0"/>
             </w:pPr>
-            <w:hyperlink w:history="1" r:id="rIdw0q_0vuajun0h8js_30tn">
+            <w:hyperlink w:history="1" r:id="rIdw4ckcho5f9eacti8cso11">
               <w:r>
                 <w:rPr>
                   <w:rFonts w:ascii="Arial" w:cs="Arial" w:eastAsia="Arial" w:hAnsi="Arial"/>
@@ -16939,7 +16939,7 @@
               <w:spacing w:after="10" w:before="0"/>
               <w:ind w:left="120"/>
             </w:pPr>
-            <w:hyperlink w:history="1" r:id="rIdhrcpufvug1xvfi037tjnc">
+            <w:hyperlink w:history="1" r:id="rIdcitby5jsyx9jrjp_n6z9z">
               <w:r>
                 <w:rPr>
                   <w:rFonts w:ascii="Arial" w:cs="Arial" w:eastAsia="Arial" w:hAnsi="Arial"/>
@@ -17499,7 +17499,7 @@
             <w:pPr>
               <w:spacing w:after="20" w:before="0"/>
             </w:pPr>
-            <w:hyperlink w:history="1" r:id="rIdreoyqa52jbromzcjruq2k">
+            <w:hyperlink w:history="1" r:id="rIdldgilkowue0ad0qv5oyye">
               <w:r>
                 <w:rPr>
                   <w:rFonts w:ascii="Arial" w:cs="Arial" w:eastAsia="Arial" w:hAnsi="Arial"/>
@@ -17532,7 +17532,7 @@
               <w:spacing w:after="10" w:before="0"/>
               <w:ind w:left="120"/>
             </w:pPr>
-            <w:hyperlink w:history="1" r:id="rId_n7m_citftfqfwmryt9tb">
+            <w:hyperlink w:history="1" r:id="rIdzj3u9olx0zq3wo4xd82pl">
               <w:r>
                 <w:rPr>
                   <w:rFonts w:ascii="Arial" w:cs="Arial" w:eastAsia="Arial" w:hAnsi="Arial"/>
@@ -17577,7 +17577,7 @@
             <w:pPr>
               <w:spacing w:after="20" w:before="0"/>
             </w:pPr>
-            <w:hyperlink w:history="1" r:id="rIda7m1nokk6_s94rom3plsb">
+            <w:hyperlink w:history="1" r:id="rIdarumr6rkgx9o95busdcw-">
               <w:r>
                 <w:rPr>
                   <w:rFonts w:ascii="Arial" w:cs="Arial" w:eastAsia="Arial" w:hAnsi="Arial"/>
@@ -17610,7 +17610,7 @@
               <w:spacing w:after="10" w:before="0"/>
               <w:ind w:left="120"/>
             </w:pPr>
-            <w:hyperlink w:history="1" r:id="rIdefy-3es5olesz9y2philg">
+            <w:hyperlink w:history="1" r:id="rIdbaco6fbgolit9qikrpjo0">
               <w:r>
                 <w:rPr>
                   <w:rFonts w:ascii="Arial" w:cs="Arial" w:eastAsia="Arial" w:hAnsi="Arial"/>
@@ -18070,7 +18070,7 @@
             <w:pPr>
               <w:spacing w:after="20" w:before="0"/>
             </w:pPr>
-            <w:hyperlink w:history="1" r:id="rIdqiprzemfcxfocubu4kzxl">
+            <w:hyperlink w:history="1" r:id="rIdzfxd5t5fz9nbwb9qgigsn">
               <w:r>
                 <w:rPr>
                   <w:rFonts w:ascii="Arial" w:cs="Arial" w:eastAsia="Arial" w:hAnsi="Arial"/>
@@ -18103,7 +18103,7 @@
               <w:spacing w:after="10" w:before="0"/>
               <w:ind w:left="120"/>
             </w:pPr>
-            <w:hyperlink w:history="1" r:id="rIdyjvfmd3uakpii5bnxpkon">
+            <w:hyperlink w:history="1" r:id="rId3zfbxa6ztqyg21fuegfw3">
               <w:r>
                 <w:rPr>
                   <w:rFonts w:ascii="Arial" w:cs="Arial" w:eastAsia="Arial" w:hAnsi="Arial"/>
@@ -18148,7 +18148,7 @@
             <w:pPr>
               <w:spacing w:after="20" w:before="0"/>
             </w:pPr>
-            <w:hyperlink w:history="1" r:id="rIdvp2qi0e-zrcssbwtlx4oy">
+            <w:hyperlink w:history="1" r:id="rIdfce-kjgxsx1k9dk36yogp">
               <w:r>
                 <w:rPr>
                   <w:rFonts w:ascii="Arial" w:cs="Arial" w:eastAsia="Arial" w:hAnsi="Arial"/>
@@ -18181,7 +18181,7 @@
               <w:spacing w:after="10" w:before="0"/>
               <w:ind w:left="120"/>
             </w:pPr>
-            <w:hyperlink w:history="1" r:id="rId92apilvpq6xh2ilaixb8y">
+            <w:hyperlink w:history="1" r:id="rIdojoa2fdxfey18b-qx33kr">
               <w:r>
                 <w:rPr>
                   <w:rFonts w:ascii="Arial" w:cs="Arial" w:eastAsia="Arial" w:hAnsi="Arial"/>
@@ -18541,7 +18541,7 @@
             <w:pPr>
               <w:spacing w:after="20" w:before="0"/>
             </w:pPr>
-            <w:hyperlink w:history="1" r:id="rIdyirmmmntf673f7eyt6el2">
+            <w:hyperlink w:history="1" r:id="rIdah3tpw_yq6qn53mzpg3pu">
               <w:r>
                 <w:rPr>
                   <w:rFonts w:ascii="Arial" w:cs="Arial" w:eastAsia="Arial" w:hAnsi="Arial"/>
@@ -18574,7 +18574,7 @@
               <w:spacing w:after="10" w:before="0"/>
               <w:ind w:left="120"/>
             </w:pPr>
-            <w:hyperlink w:history="1" r:id="rIdxeyiw9x91spl2r8izc8bh">
+            <w:hyperlink w:history="1" r:id="rIdb0kuayy7mkelthhc8wzch">
               <w:r>
                 <w:rPr>
                   <w:rFonts w:ascii="Arial" w:cs="Arial" w:eastAsia="Arial" w:hAnsi="Arial"/>
@@ -18619,7 +18619,7 @@
             <w:pPr>
               <w:spacing w:after="20" w:before="0"/>
             </w:pPr>
-            <w:hyperlink w:history="1" r:id="rIddx-e-9yv-ayyyu7dojtqx">
+            <w:hyperlink w:history="1" r:id="rIdjphfp5zppnue03atrq7b8">
               <w:r>
                 <w:rPr>
                   <w:rFonts w:ascii="Arial" w:cs="Arial" w:eastAsia="Arial" w:hAnsi="Arial"/>
@@ -18668,7 +18668,7 @@
               <w:spacing w:after="10" w:before="0"/>
               <w:ind w:left="120"/>
             </w:pPr>
-            <w:hyperlink w:history="1" r:id="rIdyfaqyobve1t7rhlloeofv">
+            <w:hyperlink w:history="1" r:id="rId_zcoaouif5nrtjz5c0h0a">
               <w:r>
                 <w:rPr>
                   <w:rFonts w:ascii="Arial" w:cs="Arial" w:eastAsia="Arial" w:hAnsi="Arial"/>
@@ -19533,7 +19533,7 @@
         </w:rPr>
         <w:t xml:space="preserve">© 2026 SeaVuria and ARES. Aligned with KICD objectives. Developed by SeaVuria; technical implementation by ARES (with AI assistance from Claude). Licensed under </w:t>
       </w:r>
-      <w:hyperlink w:history="1" r:id="rId7rwuxwtmhjeyx6ar1-sok">
+      <w:hyperlink w:history="1" r:id="rIdyqluxcsgz_gxiedopfpdq">
         <w:r>
           <w:rPr>
             <w:rFonts w:ascii="Arial" w:cs="Arial" w:eastAsia="Arial" w:hAnsi="Arial"/>
@@ -19554,7 +19554,7 @@
         </w:rPr>
         <w:t xml:space="preserve"> (</w:t>
       </w:r>
-      <w:hyperlink w:history="1" r:id="rIdztkwlf40dp2tuab_4esjj">
+      <w:hyperlink w:history="1" r:id="rIduxyyjmeaquhonejkbzh0n">
         <w:r>
           <w:rPr>
             <w:rFonts w:ascii="Arial" w:cs="Arial" w:eastAsia="Arial" w:hAnsi="Arial"/>
@@ -20774,7 +20774,7 @@
             <w:pPr>
               <w:spacing w:after="20" w:before="0"/>
             </w:pPr>
-            <w:hyperlink w:history="1" r:id="rIdwfl-aykyab023rd342r9b">
+            <w:hyperlink w:history="1" r:id="rIdmzonl-ap8cjslcqwso62k">
               <w:r>
                 <w:rPr>
                   <w:rFonts w:ascii="Arial" w:cs="Arial" w:eastAsia="Arial" w:hAnsi="Arial"/>
@@ -20807,7 +20807,7 @@
               <w:spacing w:after="10" w:before="0"/>
               <w:ind w:left="120"/>
             </w:pPr>
-            <w:hyperlink w:history="1" r:id="rIdlgodfggiazvls8twc9i7w">
+            <w:hyperlink w:history="1" r:id="rIdkx7zptlkoda0ucy70gyy-">
               <w:r>
                 <w:rPr>
                   <w:rFonts w:ascii="Arial" w:cs="Arial" w:eastAsia="Arial" w:hAnsi="Arial"/>
@@ -20852,7 +20852,7 @@
             <w:pPr>
               <w:spacing w:after="20" w:before="0"/>
             </w:pPr>
-            <w:hyperlink w:history="1" r:id="rIdeix5j6omzt-7__haqlcx8">
+            <w:hyperlink w:history="1" r:id="rIdwu8ihqy_wsc9ibzq-rkiw">
               <w:r>
                 <w:rPr>
                   <w:rFonts w:ascii="Arial" w:cs="Arial" w:eastAsia="Arial" w:hAnsi="Arial"/>
@@ -20885,7 +20885,7 @@
               <w:spacing w:after="10" w:before="0"/>
               <w:ind w:left="120"/>
             </w:pPr>
-            <w:hyperlink w:history="1" r:id="rIddh3r7xtct0ni42-uxkpbg">
+            <w:hyperlink w:history="1" r:id="rIdp5i9dgzbrzwzfdcrqjypz">
               <w:r>
                 <w:rPr>
                   <w:rFonts w:ascii="Arial" w:cs="Arial" w:eastAsia="Arial" w:hAnsi="Arial"/>
@@ -21085,7 +21085,7 @@
             <w:pPr>
               <w:spacing w:after="20" w:before="0"/>
             </w:pPr>
-            <w:hyperlink w:history="1" r:id="rIdtktmddxvocozwufz4c8_1">
+            <w:hyperlink w:history="1" r:id="rIdwybftqqadw4ds47vbgc3r">
               <w:r>
                 <w:rPr>
                   <w:rFonts w:ascii="Arial" w:cs="Arial" w:eastAsia="Arial" w:hAnsi="Arial"/>
@@ -21118,7 +21118,7 @@
               <w:spacing w:after="10" w:before="0"/>
               <w:ind w:left="120"/>
             </w:pPr>
-            <w:hyperlink w:history="1" r:id="rId8om5hq5l2o1recvobjosi">
+            <w:hyperlink w:history="1" r:id="rIddk33lz9ahk4fuhi5z0ivh">
               <w:r>
                 <w:rPr>
                   <w:rFonts w:ascii="Arial" w:cs="Arial" w:eastAsia="Arial" w:hAnsi="Arial"/>
@@ -21163,7 +21163,7 @@
             <w:pPr>
               <w:spacing w:after="20" w:before="0"/>
             </w:pPr>
-            <w:hyperlink w:history="1" r:id="rIdawug3cntlhl6lulvjyllb">
+            <w:hyperlink w:history="1" r:id="rIdyqnnq8za98sukq2dlsamg">
               <w:r>
                 <w:rPr>
                   <w:rFonts w:ascii="Arial" w:cs="Arial" w:eastAsia="Arial" w:hAnsi="Arial"/>
@@ -21196,7 +21196,7 @@
               <w:spacing w:after="10" w:before="0"/>
               <w:ind w:left="120"/>
             </w:pPr>
-            <w:hyperlink w:history="1" r:id="rIdqht7g64yr9fii-cswpdvf">
+            <w:hyperlink w:history="1" r:id="rIdpzi6upmnyn4isuebml8lj">
               <w:r>
                 <w:rPr>
                   <w:rFonts w:ascii="Arial" w:cs="Arial" w:eastAsia="Arial" w:hAnsi="Arial"/>
@@ -21396,7 +21396,7 @@
             <w:pPr>
               <w:spacing w:after="20" w:before="0"/>
             </w:pPr>
-            <w:hyperlink w:history="1" r:id="rId6ftzxxbqjoexaf5s6rboh">
+            <w:hyperlink w:history="1" r:id="rId_6qx9thcrid87vdoc8bzn">
               <w:r>
                 <w:rPr>
                   <w:rFonts w:ascii="Arial" w:cs="Arial" w:eastAsia="Arial" w:hAnsi="Arial"/>
@@ -21429,7 +21429,7 @@
               <w:spacing w:after="10" w:before="0"/>
               <w:ind w:left="120"/>
             </w:pPr>
-            <w:hyperlink w:history="1" r:id="rIdsfan6vqwh32l8uyaopsmt">
+            <w:hyperlink w:history="1" r:id="rIdraa7yruhx5-9ipk9iaw5l">
               <w:r>
                 <w:rPr>
                   <w:rFonts w:ascii="Arial" w:cs="Arial" w:eastAsia="Arial" w:hAnsi="Arial"/>
@@ -21474,7 +21474,7 @@
             <w:pPr>
               <w:spacing w:after="20" w:before="0"/>
             </w:pPr>
-            <w:hyperlink w:history="1" r:id="rIdtavgzl4yk-bez0xun15s3">
+            <w:hyperlink w:history="1" r:id="rIdr0dqffq037vegeazxp-pg">
               <w:r>
                 <w:rPr>
                   <w:rFonts w:ascii="Arial" w:cs="Arial" w:eastAsia="Arial" w:hAnsi="Arial"/>
@@ -21523,7 +21523,7 @@
               <w:spacing w:after="10" w:before="0"/>
               <w:ind w:left="120"/>
             </w:pPr>
-            <w:hyperlink w:history="1" r:id="rId_giswe1gykh9-soelmrzs">
+            <w:hyperlink w:history="1" r:id="rIdnzmvphq0ldraqxx-fwuj1">
               <w:r>
                 <w:rPr>
                   <w:rFonts w:ascii="Arial" w:cs="Arial" w:eastAsia="Arial" w:hAnsi="Arial"/>
@@ -21723,7 +21723,7 @@
             <w:pPr>
               <w:spacing w:after="20" w:before="0"/>
             </w:pPr>
-            <w:hyperlink w:history="1" r:id="rIdk164a2az-vh9k6r2hqa6u">
+            <w:hyperlink w:history="1" r:id="rId_wvdf_ujacpvu0boatpdm">
               <w:r>
                 <w:rPr>
                   <w:rFonts w:ascii="Arial" w:cs="Arial" w:eastAsia="Arial" w:hAnsi="Arial"/>
@@ -21756,7 +21756,7 @@
               <w:spacing w:after="10" w:before="0"/>
               <w:ind w:left="120"/>
             </w:pPr>
-            <w:hyperlink w:history="1" r:id="rIdslbn-wzps_qeqbxsjtkqq">
+            <w:hyperlink w:history="1" r:id="rIdtw1y3pieetr8nntunovfk">
               <w:r>
                 <w:rPr>
                   <w:rFonts w:ascii="Arial" w:cs="Arial" w:eastAsia="Arial" w:hAnsi="Arial"/>
@@ -21801,7 +21801,7 @@
             <w:pPr>
               <w:spacing w:after="20" w:before="0"/>
             </w:pPr>
-            <w:hyperlink w:history="1" r:id="rIdmng9jcpgsxo0pfx-qw3dp">
+            <w:hyperlink w:history="1" r:id="rIde6gxn67qekem3wa3ys30j">
               <w:r>
                 <w:rPr>
                   <w:rFonts w:ascii="Arial" w:cs="Arial" w:eastAsia="Arial" w:hAnsi="Arial"/>
@@ -21850,7 +21850,7 @@
               <w:spacing w:after="10" w:before="0"/>
               <w:ind w:left="120"/>
             </w:pPr>
-            <w:hyperlink w:history="1" r:id="rIdaqsz1k6ci7sckhomvo-4p">
+            <w:hyperlink w:history="1" r:id="rIdluje3rnpyioudxfuqgmrl">
               <w:r>
                 <w:rPr>
                   <w:rFonts w:ascii="Arial" w:cs="Arial" w:eastAsia="Arial" w:hAnsi="Arial"/>
@@ -22050,7 +22050,7 @@
             <w:pPr>
               <w:spacing w:after="20" w:before="0"/>
             </w:pPr>
-            <w:hyperlink w:history="1" r:id="rIdkvbq-1qmzptgajkwl6eqe">
+            <w:hyperlink w:history="1" r:id="rIdbveokx04rqk7rgxagpgys">
               <w:r>
                 <w:rPr>
                   <w:rFonts w:ascii="Arial" w:cs="Arial" w:eastAsia="Arial" w:hAnsi="Arial"/>
@@ -22083,7 +22083,7 @@
               <w:spacing w:after="10" w:before="0"/>
               <w:ind w:left="120"/>
             </w:pPr>
-            <w:hyperlink w:history="1" r:id="rId157e2uvgse9nryfdugdke">
+            <w:hyperlink w:history="1" r:id="rId6kknwrjfar9zkgth-v5vk">
               <w:r>
                 <w:rPr>
                   <w:rFonts w:ascii="Arial" w:cs="Arial" w:eastAsia="Arial" w:hAnsi="Arial"/>
@@ -22128,7 +22128,7 @@
             <w:pPr>
               <w:spacing w:after="20" w:before="0"/>
             </w:pPr>
-            <w:hyperlink w:history="1" r:id="rIdjpmeeiixx6nroxoqbg4ta">
+            <w:hyperlink w:history="1" r:id="rIdoqtk8wv04kjmyldkzslup">
               <w:r>
                 <w:rPr>
                   <w:rFonts w:ascii="Arial" w:cs="Arial" w:eastAsia="Arial" w:hAnsi="Arial"/>
@@ -22161,7 +22161,7 @@
               <w:spacing w:after="10" w:before="0"/>
               <w:ind w:left="120"/>
             </w:pPr>
-            <w:hyperlink w:history="1" r:id="rIdtojzfua-mf_ybt1cpls8w">
+            <w:hyperlink w:history="1" r:id="rIdeuu1ziszxcyglptcjsesh">
               <w:r>
                 <w:rPr>
                   <w:rFonts w:ascii="Arial" w:cs="Arial" w:eastAsia="Arial" w:hAnsi="Arial"/>
@@ -22766,7 +22766,7 @@
         </w:rPr>
         <w:t xml:space="preserve">© 2026 SeaVuria and ARES. Aligned with KICD objectives. Developed by SeaVuria; technical implementation by ARES (with AI assistance from Claude). Licensed under </w:t>
       </w:r>
-      <w:hyperlink w:history="1" r:id="rIdppny4oodd3a1hqan5g1lc">
+      <w:hyperlink w:history="1" r:id="rIdmuhbx0k7wlkzznhmratmb">
         <w:r>
           <w:rPr>
             <w:rFonts w:ascii="Arial" w:cs="Arial" w:eastAsia="Arial" w:hAnsi="Arial"/>
@@ -22787,7 +22787,7 @@
         </w:rPr>
         <w:t xml:space="preserve"> (</w:t>
       </w:r>
-      <w:hyperlink w:history="1" r:id="rIdzllstufvzwir_0lgakewr">
+      <w:hyperlink w:history="1" r:id="rIdtj0rndujkx46kb6egnjmd">
         <w:r>
           <w:rPr>
             <w:rFonts w:ascii="Arial" w:cs="Arial" w:eastAsia="Arial" w:hAnsi="Arial"/>
@@ -23827,7 +23827,7 @@
             <w:pPr>
               <w:spacing w:after="20" w:before="0"/>
             </w:pPr>
-            <w:hyperlink w:history="1" r:id="rId81waboutdjc-9u5iqxdao">
+            <w:hyperlink w:history="1" r:id="rIdvmwtblcwj0mqaxj8s79c2">
               <w:r>
                 <w:rPr>
                   <w:rFonts w:ascii="Arial" w:cs="Arial" w:eastAsia="Arial" w:hAnsi="Arial"/>
@@ -23860,7 +23860,7 @@
               <w:spacing w:after="10" w:before="0"/>
               <w:ind w:left="120"/>
             </w:pPr>
-            <w:hyperlink w:history="1" r:id="rIdjr2uqhvya7np73rm6m0dz">
+            <w:hyperlink w:history="1" r:id="rIdcubtyahjbhklmimwjr7ka">
               <w:r>
                 <w:rPr>
                   <w:rFonts w:ascii="Arial" w:cs="Arial" w:eastAsia="Arial" w:hAnsi="Arial"/>
@@ -23905,7 +23905,7 @@
             <w:pPr>
               <w:spacing w:after="20" w:before="0"/>
             </w:pPr>
-            <w:hyperlink w:history="1" r:id="rIdgkgdwhzvairwd1yjvrxmd">
+            <w:hyperlink w:history="1" r:id="rId9ahfsjvveopcysqzppiw9">
               <w:r>
                 <w:rPr>
                   <w:rFonts w:ascii="Arial" w:cs="Arial" w:eastAsia="Arial" w:hAnsi="Arial"/>
@@ -23938,7 +23938,7 @@
               <w:spacing w:after="10" w:before="0"/>
               <w:ind w:left="120"/>
             </w:pPr>
-            <w:hyperlink w:history="1" r:id="rIds1szglkvq2qntmgzzomjk">
+            <w:hyperlink w:history="1" r:id="rIdcq3xgvstwhzj5ryuw79da">
               <w:r>
                 <w:rPr>
                   <w:rFonts w:ascii="Arial" w:cs="Arial" w:eastAsia="Arial" w:hAnsi="Arial"/>
@@ -24138,7 +24138,7 @@
             <w:pPr>
               <w:spacing w:after="20" w:before="0"/>
             </w:pPr>
-            <w:hyperlink w:history="1" r:id="rIdssfv-tmh5mdezfbyrv0v0">
+            <w:hyperlink w:history="1" r:id="rIdoe-qau7j4vwwgzwakftc5">
               <w:r>
                 <w:rPr>
                   <w:rFonts w:ascii="Arial" w:cs="Arial" w:eastAsia="Arial" w:hAnsi="Arial"/>
@@ -24171,7 +24171,7 @@
               <w:spacing w:after="10" w:before="0"/>
               <w:ind w:left="120"/>
             </w:pPr>
-            <w:hyperlink w:history="1" r:id="rIdxzlqgyimcncmgje3ffxq2">
+            <w:hyperlink w:history="1" r:id="rIdfk-zlrmhrxlar58ogpdfd">
               <w:r>
                 <w:rPr>
                   <w:rFonts w:ascii="Arial" w:cs="Arial" w:eastAsia="Arial" w:hAnsi="Arial"/>
@@ -24216,7 +24216,7 @@
             <w:pPr>
               <w:spacing w:after="20" w:before="0"/>
             </w:pPr>
-            <w:hyperlink w:history="1" r:id="rIdrezqdppswgfnyurjdx_eo">
+            <w:hyperlink w:history="1" r:id="rIdbdeymbh8bu6igdpef2xo2">
               <w:r>
                 <w:rPr>
                   <w:rFonts w:ascii="Arial" w:cs="Arial" w:eastAsia="Arial" w:hAnsi="Arial"/>
@@ -24249,7 +24249,7 @@
               <w:spacing w:after="10" w:before="0"/>
               <w:ind w:left="120"/>
             </w:pPr>
-            <w:hyperlink w:history="1" r:id="rIdfrmlehgd4gbottomgevlt">
+            <w:hyperlink w:history="1" r:id="rIdf6uzanl5xqlxwuqtr8rwl">
               <w:r>
                 <w:rPr>
                   <w:rFonts w:ascii="Arial" w:cs="Arial" w:eastAsia="Arial" w:hAnsi="Arial"/>
@@ -24489,7 +24489,7 @@
             <w:pPr>
               <w:spacing w:after="20" w:before="0"/>
             </w:pPr>
-            <w:hyperlink w:history="1" r:id="rIdfld5b1ttkbctekafmx6zb">
+            <w:hyperlink w:history="1" r:id="rIdwhknmri5qlplh5_cqqlhy">
               <w:r>
                 <w:rPr>
                   <w:rFonts w:ascii="Arial" w:cs="Arial" w:eastAsia="Arial" w:hAnsi="Arial"/>
@@ -24538,7 +24538,7 @@
               <w:spacing w:after="10" w:before="0"/>
               <w:ind w:left="120"/>
             </w:pPr>
-            <w:hyperlink w:history="1" r:id="rIdlbqk_dgedeg2_u9hnkg6e">
+            <w:hyperlink w:history="1" r:id="rId9uzgwvfymyuineu_tlpwj">
               <w:r>
                 <w:rPr>
                   <w:rFonts w:ascii="Arial" w:cs="Arial" w:eastAsia="Arial" w:hAnsi="Arial"/>
@@ -24583,7 +24583,7 @@
             <w:pPr>
               <w:spacing w:after="20" w:before="0"/>
             </w:pPr>
-            <w:hyperlink w:history="1" r:id="rIdfkaz8vy57koq4y-6igds5">
+            <w:hyperlink w:history="1" r:id="rIdbmwxeyez0wplknr1kjftb">
               <w:r>
                 <w:rPr>
                   <w:rFonts w:ascii="Arial" w:cs="Arial" w:eastAsia="Arial" w:hAnsi="Arial"/>
@@ -24632,7 +24632,7 @@
               <w:spacing w:after="10" w:before="0"/>
               <w:ind w:left="120"/>
             </w:pPr>
-            <w:hyperlink w:history="1" r:id="rIdsqpyye5f-vxkurap2fye3">
+            <w:hyperlink w:history="1" r:id="rIdstrhdtzv4meqj6fg0yuib">
               <w:r>
                 <w:rPr>
                   <w:rFonts w:ascii="Arial" w:cs="Arial" w:eastAsia="Arial" w:hAnsi="Arial"/>
@@ -24832,7 +24832,7 @@
             <w:pPr>
               <w:spacing w:after="20" w:before="0"/>
             </w:pPr>
-            <w:hyperlink w:history="1" r:id="rId-luw9lsxphasmfvytrg86">
+            <w:hyperlink w:history="1" r:id="rIdab28gbyz4hd3uccfoxxan">
               <w:r>
                 <w:rPr>
                   <w:rFonts w:ascii="Arial" w:cs="Arial" w:eastAsia="Arial" w:hAnsi="Arial"/>
@@ -24881,7 +24881,7 @@
               <w:spacing w:after="10" w:before="0"/>
               <w:ind w:left="120"/>
             </w:pPr>
-            <w:hyperlink w:history="1" r:id="rIdzu6mm4-xjolf4wcbrmni0">
+            <w:hyperlink w:history="1" r:id="rId2vjyvzdtnkhfrniwcrdhr">
               <w:r>
                 <w:rPr>
                   <w:rFonts w:ascii="Arial" w:cs="Arial" w:eastAsia="Arial" w:hAnsi="Arial"/>
@@ -24926,7 +24926,7 @@
             <w:pPr>
               <w:spacing w:after="20" w:before="0"/>
             </w:pPr>
-            <w:hyperlink w:history="1" r:id="rIdoc2mnm1mdvkhzsq3vjqgl">
+            <w:hyperlink w:history="1" r:id="rIdvyuxd5s792dfutupsccxi">
               <w:r>
                 <w:rPr>
                   <w:rFonts w:ascii="Arial" w:cs="Arial" w:eastAsia="Arial" w:hAnsi="Arial"/>
@@ -24959,7 +24959,7 @@
               <w:spacing w:after="10" w:before="0"/>
               <w:ind w:left="120"/>
             </w:pPr>
-            <w:hyperlink w:history="1" r:id="rIdnsngq3sx4nwuexc1lwzxz">
+            <w:hyperlink w:history="1" r:id="rIdjimpacgumu7uju6sa4vn1">
               <w:r>
                 <w:rPr>
                   <w:rFonts w:ascii="Arial" w:cs="Arial" w:eastAsia="Arial" w:hAnsi="Arial"/>
@@ -25159,7 +25159,7 @@
             <w:pPr>
               <w:spacing w:after="20" w:before="0"/>
             </w:pPr>
-            <w:hyperlink w:history="1" r:id="rId6fb8hy1tu_iopw8d5qflh">
+            <w:hyperlink w:history="1" r:id="rId3hihp8vpagu3kgmltyfbf">
               <w:r>
                 <w:rPr>
                   <w:rFonts w:ascii="Arial" w:cs="Arial" w:eastAsia="Arial" w:hAnsi="Arial"/>
@@ -25192,7 +25192,7 @@
               <w:spacing w:after="10" w:before="0"/>
               <w:ind w:left="120"/>
             </w:pPr>
-            <w:hyperlink w:history="1" r:id="rIdhstu87jwogmiu6pfhracc">
+            <w:hyperlink w:history="1" r:id="rIdjple4sylddngdky2lc9vd">
               <w:r>
                 <w:rPr>
                   <w:rFonts w:ascii="Arial" w:cs="Arial" w:eastAsia="Arial" w:hAnsi="Arial"/>
@@ -25237,7 +25237,7 @@
             <w:pPr>
               <w:spacing w:after="20" w:before="0"/>
             </w:pPr>
-            <w:hyperlink w:history="1" r:id="rId9sva49vsu7pqpp3nqclhr">
+            <w:hyperlink w:history="1" r:id="rIdzt04jrscrihghn2oym8bh">
               <w:r>
                 <w:rPr>
                   <w:rFonts w:ascii="Arial" w:cs="Arial" w:eastAsia="Arial" w:hAnsi="Arial"/>
@@ -25270,7 +25270,7 @@
               <w:spacing w:after="10" w:before="0"/>
               <w:ind w:left="120"/>
             </w:pPr>
-            <w:hyperlink w:history="1" r:id="rIdqvynzytqh-wl9kjeaor0f">
+            <w:hyperlink w:history="1" r:id="rIdq5-4lqpjdq0kb_jtmqom5">
               <w:r>
                 <w:rPr>
                   <w:rFonts w:ascii="Arial" w:cs="Arial" w:eastAsia="Arial" w:hAnsi="Arial"/>
@@ -25795,7 +25795,7 @@
         </w:rPr>
         <w:t xml:space="preserve">© 2026 SeaVuria and ARES. Aligned with KICD objectives. Developed by SeaVuria; technical implementation by ARES (with AI assistance from Claude). Licensed under </w:t>
       </w:r>
-      <w:hyperlink w:history="1" r:id="rIducjsw4uxu7irr6wodded0">
+      <w:hyperlink w:history="1" r:id="rIdeleqyckupwe068yc31tvd">
         <w:r>
           <w:rPr>
             <w:rFonts w:ascii="Arial" w:cs="Arial" w:eastAsia="Arial" w:hAnsi="Arial"/>
@@ -25816,7 +25816,7 @@
         </w:rPr>
         <w:t xml:space="preserve"> (</w:t>
       </w:r>
-      <w:hyperlink w:history="1" r:id="rIdqqubyb2_o2mojfse1i4c3">
+      <w:hyperlink w:history="1" r:id="rIdia_rv7fsf_wcwl_unldir">
         <w:r>
           <w:rPr>
             <w:rFonts w:ascii="Arial" w:cs="Arial" w:eastAsia="Arial" w:hAnsi="Arial"/>
@@ -26856,7 +26856,7 @@
             <w:pPr>
               <w:spacing w:after="20" w:before="0"/>
             </w:pPr>
-            <w:hyperlink w:history="1" r:id="rIdk_h1oyaoh0fj-lkaigenz">
+            <w:hyperlink w:history="1" r:id="rId-p41pojiuodhiyvlfs7g1">
               <w:r>
                 <w:rPr>
                   <w:rFonts w:ascii="Arial" w:cs="Arial" w:eastAsia="Arial" w:hAnsi="Arial"/>
@@ -26889,7 +26889,7 @@
               <w:spacing w:after="10" w:before="0"/>
               <w:ind w:left="120"/>
             </w:pPr>
-            <w:hyperlink w:history="1" r:id="rIdzgkgtwf-3btk92-zalud_">
+            <w:hyperlink w:history="1" r:id="rIdmz5c3zxyu6oajan09v0ls">
               <w:r>
                 <w:rPr>
                   <w:rFonts w:ascii="Arial" w:cs="Arial" w:eastAsia="Arial" w:hAnsi="Arial"/>
@@ -26934,7 +26934,7 @@
             <w:pPr>
               <w:spacing w:after="20" w:before="0"/>
             </w:pPr>
-            <w:hyperlink w:history="1" r:id="rIdegudragfvajv0gl5thkmy">
+            <w:hyperlink w:history="1" r:id="rId4fpoultu2gyy2gzqtw_vg">
               <w:r>
                 <w:rPr>
                   <w:rFonts w:ascii="Arial" w:cs="Arial" w:eastAsia="Arial" w:hAnsi="Arial"/>
@@ -26967,7 +26967,7 @@
               <w:spacing w:after="10" w:before="0"/>
               <w:ind w:left="120"/>
             </w:pPr>
-            <w:hyperlink w:history="1" r:id="rIdogyuwripjhi1pwtmhemth">
+            <w:hyperlink w:history="1" r:id="rId0uatde1vlpo6yjtcnllq6">
               <w:r>
                 <w:rPr>
                   <w:rFonts w:ascii="Arial" w:cs="Arial" w:eastAsia="Arial" w:hAnsi="Arial"/>
@@ -27327,7 +27327,7 @@
             <w:pPr>
               <w:spacing w:after="20" w:before="0"/>
             </w:pPr>
-            <w:hyperlink w:history="1" r:id="rIdnyobgfqwjaf--gud03rs9">
+            <w:hyperlink w:history="1" r:id="rIdvld1ww3iqy9xg4zmif33b">
               <w:r>
                 <w:rPr>
                   <w:rFonts w:ascii="Arial" w:cs="Arial" w:eastAsia="Arial" w:hAnsi="Arial"/>
@@ -27360,7 +27360,7 @@
               <w:spacing w:after="10" w:before="0"/>
               <w:ind w:left="120"/>
             </w:pPr>
-            <w:hyperlink w:history="1" r:id="rIdqxm7f8nao2f2tc9p2cuxe">
+            <w:hyperlink w:history="1" r:id="rIdgi2zghgnu2nobgwx5aorh">
               <w:r>
                 <w:rPr>
                   <w:rFonts w:ascii="Arial" w:cs="Arial" w:eastAsia="Arial" w:hAnsi="Arial"/>
@@ -27405,7 +27405,7 @@
             <w:pPr>
               <w:spacing w:after="20" w:before="0"/>
             </w:pPr>
-            <w:hyperlink w:history="1" r:id="rIdppxqynhccqq9ikunn1cud">
+            <w:hyperlink w:history="1" r:id="rIdr2hgtp0iu5aorzigvtctb">
               <w:r>
                 <w:rPr>
                   <w:rFonts w:ascii="Arial" w:cs="Arial" w:eastAsia="Arial" w:hAnsi="Arial"/>
@@ -27438,7 +27438,7 @@
               <w:spacing w:after="10" w:before="0"/>
               <w:ind w:left="120"/>
             </w:pPr>
-            <w:hyperlink w:history="1" r:id="rIdotzw6ylehisgwnx-siyze">
+            <w:hyperlink w:history="1" r:id="rIdnztamqfl-xe6fqnp4zsr_">
               <w:r>
                 <w:rPr>
                   <w:rFonts w:ascii="Arial" w:cs="Arial" w:eastAsia="Arial" w:hAnsi="Arial"/>
@@ -27798,7 +27798,7 @@
             <w:pPr>
               <w:spacing w:after="20" w:before="0"/>
             </w:pPr>
-            <w:hyperlink w:history="1" r:id="rId1ymarxuc8w6zergwnhnrj">
+            <w:hyperlink w:history="1" r:id="rIdalsufmi-lkmecybe4klxl">
               <w:r>
                 <w:rPr>
                   <w:rFonts w:ascii="Arial" w:cs="Arial" w:eastAsia="Arial" w:hAnsi="Arial"/>
@@ -27831,7 +27831,7 @@
               <w:spacing w:after="10" w:before="0"/>
               <w:ind w:left="120"/>
             </w:pPr>
-            <w:hyperlink w:history="1" r:id="rIdfojcuhg-r_aoj7yukataf">
+            <w:hyperlink w:history="1" r:id="rIdtngpa7_ybvvnixrqeexqb">
               <w:r>
                 <w:rPr>
                   <w:rFonts w:ascii="Arial" w:cs="Arial" w:eastAsia="Arial" w:hAnsi="Arial"/>
@@ -27876,7 +27876,7 @@
             <w:pPr>
               <w:spacing w:after="20" w:before="0"/>
             </w:pPr>
-            <w:hyperlink w:history="1" r:id="rIdgtgcvdqenytkxfeisrmz1">
+            <w:hyperlink w:history="1" r:id="rIdp8lanav5lou0mlhddbbox">
               <w:r>
                 <w:rPr>
                   <w:rFonts w:ascii="Arial" w:cs="Arial" w:eastAsia="Arial" w:hAnsi="Arial"/>
@@ -27909,7 +27909,7 @@
               <w:spacing w:after="10" w:before="0"/>
               <w:ind w:left="120"/>
             </w:pPr>
-            <w:hyperlink w:history="1" r:id="rIdfn-r5ii_hg_pp4p8grkt3">
+            <w:hyperlink w:history="1" r:id="rIdoqn6-bn2baphjczxklsk2">
               <w:r>
                 <w:rPr>
                   <w:rFonts w:ascii="Arial" w:cs="Arial" w:eastAsia="Arial" w:hAnsi="Arial"/>
@@ -28289,7 +28289,7 @@
             <w:pPr>
               <w:spacing w:after="20" w:before="0"/>
             </w:pPr>
-            <w:hyperlink w:history="1" r:id="rIdfuu3kql1in08mjfj0ii39">
+            <w:hyperlink w:history="1" r:id="rIdxp0d7m-x98mqz_iyee_ig">
               <w:r>
                 <w:rPr>
                   <w:rFonts w:ascii="Arial" w:cs="Arial" w:eastAsia="Arial" w:hAnsi="Arial"/>
@@ -28322,7 +28322,7 @@
               <w:spacing w:after="10" w:before="0"/>
               <w:ind w:left="120"/>
             </w:pPr>
-            <w:hyperlink w:history="1" r:id="rIdvgkbe_v8v08x-j06mfixl">
+            <w:hyperlink w:history="1" r:id="rIdbl-ydqrgfggszrhb64nlu">
               <w:r>
                 <w:rPr>
                   <w:rFonts w:ascii="Arial" w:cs="Arial" w:eastAsia="Arial" w:hAnsi="Arial"/>
@@ -28367,7 +28367,7 @@
             <w:pPr>
               <w:spacing w:after="20" w:before="0"/>
             </w:pPr>
-            <w:hyperlink w:history="1" r:id="rIdefsltqgkgfgayuasw9ydb">
+            <w:hyperlink w:history="1" r:id="rIdnpniepkzv3ny5sdqymmmb">
               <w:r>
                 <w:rPr>
                   <w:rFonts w:ascii="Arial" w:cs="Arial" w:eastAsia="Arial" w:hAnsi="Arial"/>
@@ -28400,7 +28400,7 @@
               <w:spacing w:after="10" w:before="0"/>
               <w:ind w:left="120"/>
             </w:pPr>
-            <w:hyperlink w:history="1" r:id="rId-fo1t704zb3zvltlcnctw">
+            <w:hyperlink w:history="1" r:id="rId1adjmsemzjax3crysln5l">
               <w:r>
                 <w:rPr>
                   <w:rFonts w:ascii="Arial" w:cs="Arial" w:eastAsia="Arial" w:hAnsi="Arial"/>
@@ -28760,7 +28760,7 @@
             <w:pPr>
               <w:spacing w:after="20" w:before="0"/>
             </w:pPr>
-            <w:hyperlink w:history="1" r:id="rId165uhf0rzqmgc7slnjf6p">
+            <w:hyperlink w:history="1" r:id="rIdwrbr8j_trlqfoiayunc5h">
               <w:r>
                 <w:rPr>
                   <w:rFonts w:ascii="Arial" w:cs="Arial" w:eastAsia="Arial" w:hAnsi="Arial"/>
@@ -28793,7 +28793,7 @@
               <w:spacing w:after="10" w:before="0"/>
               <w:ind w:left="120"/>
             </w:pPr>
-            <w:hyperlink w:history="1" r:id="rIdkbc3krlf7tvtr_cbaoyar">
+            <w:hyperlink w:history="1" r:id="rIdbgal7lvylqdxbqgul77fl">
               <w:r>
                 <w:rPr>
                   <w:rFonts w:ascii="Arial" w:cs="Arial" w:eastAsia="Arial" w:hAnsi="Arial"/>
@@ -28838,7 +28838,7 @@
             <w:pPr>
               <w:spacing w:after="20" w:before="0"/>
             </w:pPr>
-            <w:hyperlink w:history="1" r:id="rId4qaub4vwi-qxtq0pnbewn">
+            <w:hyperlink w:history="1" r:id="rIdajny9lwtgcjk2kaj0gcom">
               <w:r>
                 <w:rPr>
                   <w:rFonts w:ascii="Arial" w:cs="Arial" w:eastAsia="Arial" w:hAnsi="Arial"/>
@@ -28871,7 +28871,7 @@
               <w:spacing w:after="10" w:before="0"/>
               <w:ind w:left="120"/>
             </w:pPr>
-            <w:hyperlink w:history="1" r:id="rIdjaniww4dv3qdcn5ylzd6-">
+            <w:hyperlink w:history="1" r:id="rIdo0mzpyvxf9oskesqqnvgf">
               <w:r>
                 <w:rPr>
                   <w:rFonts w:ascii="Arial" w:cs="Arial" w:eastAsia="Arial" w:hAnsi="Arial"/>
@@ -29716,7 +29716,7 @@
         </w:rPr>
         <w:t xml:space="preserve">© 2026 SeaVuria and ARES. Aligned with KICD objectives. Developed by SeaVuria; technical implementation by ARES (with AI assistance from Claude). Licensed under </w:t>
       </w:r>
-      <w:hyperlink w:history="1" r:id="rIdieibxgnjdv4-tu7d2ub8e">
+      <w:hyperlink w:history="1" r:id="rIdb_0kloo0xjiszqsrjbz5k">
         <w:r>
           <w:rPr>
             <w:rFonts w:ascii="Arial" w:cs="Arial" w:eastAsia="Arial" w:hAnsi="Arial"/>
@@ -29737,7 +29737,7 @@
         </w:rPr>
         <w:t xml:space="preserve"> (</w:t>
       </w:r>
-      <w:hyperlink w:history="1" r:id="rIdchmieqmfgm-shvrypttxf">
+      <w:hyperlink w:history="1" r:id="rIdpxswzoxfql24fvetfllfo">
         <w:r>
           <w:rPr>
             <w:rFonts w:ascii="Arial" w:cs="Arial" w:eastAsia="Arial" w:hAnsi="Arial"/>
